--- a/docs/Модели_приложения_CN.docx
+++ b/docs/Модели_приложения_CN.docx
@@ -2105,7 +2105,7 @@
           <w:noProof/>
         </w:rPr>
         <w:drawing>
-          <wp:inline distT="0" distB="0" distL="0" distR="0" wp14:anchorId="139C4532" wp14:editId="6D175A9D">
+          <wp:inline distT="0" distB="0" distL="0" distR="0" wp14:anchorId="0889C26C" wp14:editId="27F468C6">
             <wp:extent cx="5544000" cy="3305077"/>
             <wp:effectExtent l="0" t="0" r="0" b="0"/>
             <wp:docPr id="1" name="Picture 1"/>
@@ -3832,7 +3832,7 @@
           <w:noProof/>
         </w:rPr>
         <w:drawing>
-          <wp:inline distT="0" distB="0" distL="0" distR="0" wp14:anchorId="33FC35DE" wp14:editId="6DAB50CD">
+          <wp:inline distT="0" distB="0" distL="0" distR="0" wp14:anchorId="66644EF7" wp14:editId="31364E2C">
             <wp:extent cx="5616000" cy="3780000"/>
             <wp:effectExtent l="0" t="0" r="0" b="0"/>
             <wp:docPr id="2" name="Picture 2"/>
@@ -24251,7 +24251,7 @@
                 <w:sz w:val="20"/>
                 <w:szCs w:val="20"/>
               </w:rPr>
-              <w:t>portal/models.py</w:t>
+              <w:t>*/models.py</w:t>
             </w:r>
           </w:p>
         </w:tc>
@@ -24271,7 +24271,7 @@
                 <w:sz w:val="20"/>
                 <w:szCs w:val="20"/>
               </w:rPr>
-              <w:t>1857</w:t>
+              <w:t>2043</w:t>
             </w:r>
           </w:p>
         </w:tc>
@@ -24296,7 +24296,7 @@
                 <w:sz w:val="20"/>
                 <w:szCs w:val="20"/>
               </w:rPr>
-              <w:t>portal/admin.py</w:t>
+              <w:t>*/admin.py</w:t>
             </w:r>
           </w:p>
         </w:tc>
@@ -24316,7 +24316,7 @@
                 <w:sz w:val="20"/>
                 <w:szCs w:val="20"/>
               </w:rPr>
-              <w:t>361</w:t>
+              <w:t>472</w:t>
             </w:r>
           </w:p>
         </w:tc>
@@ -24341,7 +24341,7 @@
                 <w:sz w:val="20"/>
                 <w:szCs w:val="20"/>
               </w:rPr>
-              <w:t>portal/management/commands/seed_demo.py</w:t>
+              <w:t>core/management/commands/seed_demo.py</w:t>
             </w:r>
           </w:p>
         </w:tc>
@@ -24361,7 +24361,7 @@
                 <w:sz w:val="20"/>
                 <w:szCs w:val="20"/>
               </w:rPr>
-              <w:t>422</w:t>
+              <w:t>440</w:t>
             </w:r>
           </w:p>
         </w:tc>
@@ -24386,7 +24386,7 @@
                 <w:sz w:val="20"/>
                 <w:szCs w:val="20"/>
               </w:rPr>
-              <w:t>portal/tests.py</w:t>
+              <w:t>core/tests/test_models.py</w:t>
             </w:r>
           </w:p>
         </w:tc>
@@ -24406,7 +24406,7 @@
                 <w:sz w:val="20"/>
                 <w:szCs w:val="20"/>
               </w:rPr>
-              <w:t>288</w:t>
+              <w:t>354</w:t>
             </w:r>
           </w:p>
         </w:tc>
@@ -24431,7 +24431,7 @@
                 <w:sz w:val="20"/>
                 <w:szCs w:val="20"/>
               </w:rPr>
-              <w:t>portal/migrations/0001_initial.py</w:t>
+              <w:t>*/migrations/0001_initial.py</w:t>
             </w:r>
           </w:p>
         </w:tc>
@@ -24451,7 +24451,7 @@
                 <w:sz w:val="20"/>
                 <w:szCs w:val="20"/>
               </w:rPr>
-              <w:t>1112</w:t>
+              <w:t>1318</w:t>
             </w:r>
           </w:p>
         </w:tc>
@@ -38024,31 +38024,31 @@
       </w:rPr>
     </w:lvl>
   </w:abstractNum>
-  <w:num w:numId="1" w16cid:durableId="561211091">
+  <w:num w:numId="1" w16cid:durableId="559559056">
     <w:abstractNumId w:val="8"/>
   </w:num>
-  <w:num w:numId="2" w16cid:durableId="1212766762">
+  <w:num w:numId="2" w16cid:durableId="661393404">
     <w:abstractNumId w:val="6"/>
   </w:num>
-  <w:num w:numId="3" w16cid:durableId="2824797">
+  <w:num w:numId="3" w16cid:durableId="1113204490">
     <w:abstractNumId w:val="5"/>
   </w:num>
-  <w:num w:numId="4" w16cid:durableId="1997756272">
+  <w:num w:numId="4" w16cid:durableId="1272011084">
     <w:abstractNumId w:val="4"/>
   </w:num>
-  <w:num w:numId="5" w16cid:durableId="1006830661">
+  <w:num w:numId="5" w16cid:durableId="1440488513">
     <w:abstractNumId w:val="7"/>
   </w:num>
-  <w:num w:numId="6" w16cid:durableId="1668633573">
+  <w:num w:numId="6" w16cid:durableId="1457797676">
     <w:abstractNumId w:val="3"/>
   </w:num>
-  <w:num w:numId="7" w16cid:durableId="935482679">
+  <w:num w:numId="7" w16cid:durableId="1894267241">
     <w:abstractNumId w:val="2"/>
   </w:num>
-  <w:num w:numId="8" w16cid:durableId="1723091670">
+  <w:num w:numId="8" w16cid:durableId="582615415">
     <w:abstractNumId w:val="1"/>
   </w:num>
-  <w:num w:numId="9" w16cid:durableId="782923626">
+  <w:num w:numId="9" w16cid:durableId="314142677">
     <w:abstractNumId w:val="0"/>
   </w:num>
 </w:numbering>
